--- a/2026/licence-to-publish.docx
+++ b/2026/licence-to-publish.docx
@@ -535,6 +535,32 @@
                   </w:rPr>
                   <w:t>Klaus Schöffmann, Fabio Carrara, Vladimir Mic</w:t>
                 </w:r>
+                <w:r>
+                  <w:rPr>
+                    <w:rFonts w:eastAsia="Cambria" w:cstheme="minorHAnsi"/>
+                    <w:sz w:val="16"/>
+                    <w:szCs w:val="16"/>
+                  </w:rPr>
+                  <w:t>,</w:t>
+                </w:r>
+                <w:r>
+                  <w:rPr>
+                    <w:rFonts w:eastAsia="Cambria" w:cstheme="minorHAnsi"/>
+                    <w:sz w:val="16"/>
+                    <w:szCs w:val="16"/>
+                  </w:rPr>
+                  <w:br/>
+                  <w:t>Richard Connor, Karina Mariela Figueroa Mora,</w:t>
+                </w:r>
+                <w:r>
+                  <w:rPr>
+                    <w:rFonts w:eastAsia="Cambria" w:cstheme="minorHAnsi"/>
+                    <w:sz w:val="16"/>
+                    <w:szCs w:val="16"/>
+                  </w:rPr>
+                  <w:br/>
+                  <w:t>Vlastislav Dohnal, Jan Sedmidubsky</w:t>
+                </w:r>
               </w:p>
             </w:tc>
           </w:sdtContent>
@@ -634,7 +660,6 @@
             <w:placeholder>
               <w:docPart w:val="76DA22AC063543CBB037BC108227BDBA"/>
             </w:placeholder>
-            <w:showingPlcHdr/>
           </w:sdtPr>
           <w:sdtEndPr/>
           <w:sdtContent>
@@ -655,9 +680,8 @@
                     <w:rFonts w:eastAsia="Cambria" w:cstheme="minorHAnsi"/>
                     <w:sz w:val="16"/>
                     <w:szCs w:val="16"/>
-                    <w:highlight w:val="lightGray"/>
                   </w:rPr>
-                  <w:t>Click here to enter text.</w:t>
+                  <w:t>s</w:t>
                 </w:r>
               </w:p>
             </w:tc>
@@ -5996,6 +6020,7 @@
     <w:rsid w:val="006A6DFE"/>
     <w:rsid w:val="006B5203"/>
     <w:rsid w:val="006B678E"/>
+    <w:rsid w:val="006E0ED0"/>
     <w:rsid w:val="006F125B"/>
     <w:rsid w:val="007A1ED9"/>
     <w:rsid w:val="007A643A"/>
@@ -6004,6 +6029,7 @@
     <w:rsid w:val="008A4576"/>
     <w:rsid w:val="00955F26"/>
     <w:rsid w:val="00987156"/>
+    <w:rsid w:val="009A500B"/>
     <w:rsid w:val="00A060B4"/>
     <w:rsid w:val="00A8697E"/>
     <w:rsid w:val="00AB39E9"/>
@@ -6827,34 +6853,6 @@
 </file>
 
 <file path=customXml/item1.xml><?xml version="1.0" encoding="utf-8"?>
-<?mso-contentType ?>
-<FormTemplates xmlns="http://schemas.microsoft.com/sharepoint/v3/contenttype/forms">
-  <Display>DocumentLibraryForm</Display>
-  <Edit>DocumentLibraryForm</Edit>
-  <New>DocumentLibraryForm</New>
-</FormTemplates>
-</file>
-
-<file path=customXml/item2.xml><?xml version="1.0" encoding="utf-8"?>
-<p:properties xmlns:p="http://schemas.microsoft.com/office/2006/metadata/properties" xmlns:xsi="http://www.w3.org/2001/XMLSchema-instance" xmlns:pc="http://schemas.microsoft.com/office/infopath/2007/PartnerControls">
-  <documentManagement>
-    <lcf76f155ced4ddcb4097134ff3c332f xmlns="d9c60541-b97e-4531-bd5d-c95af8ba043f">
-      <Terms xmlns="http://schemas.microsoft.com/office/infopath/2007/PartnerControls"/>
-    </lcf76f155ced4ddcb4097134ff3c332f>
-    <TaxCatchAll xmlns="2298e316-5395-4ea8-8620-f0b006294e0b" xsi:nil="true"/>
-  </documentManagement>
-</p:properties>
-</file>
-
-<file path=customXml/item3.xml><?xml version="1.0" encoding="utf-8"?>
-<Session xmlns="http://schemas.business-integrity.com/dealbuilder/2006/answers"/>
-</file>
-
-<file path=customXml/item4.xml><?xml version="1.0" encoding="utf-8"?>
-<Dictionary xmlns="http://schemas.business-integrity.com/dealbuilder/2006/dictionary" SavedByVersion="10.3.43998.0" MinimumVersion="7.2.0.0"/>
-</file>
-
-<file path=customXml/item5.xml><?xml version="1.0" encoding="utf-8"?>
 <ct:contentTypeSchema xmlns:ct="http://schemas.microsoft.com/office/2006/metadata/contentType" xmlns:ma="http://schemas.microsoft.com/office/2006/metadata/properties/metaAttributes" ct:_="" ma:_="" ma:contentTypeName="Dokument" ma:contentTypeID="0x0101001C9D4C717E432B45829341C6EB4E0512" ma:contentTypeVersion="13" ma:contentTypeDescription="Ein neues Dokument erstellen." ma:contentTypeScope="" ma:versionID="9c8b351050d8357827f5872ae35814ee">
   <xsd:schema xmlns:xsd="http://www.w3.org/2001/XMLSchema" xmlns:xs="http://www.w3.org/2001/XMLSchema" xmlns:p="http://schemas.microsoft.com/office/2006/metadata/properties" xmlns:ns2="d9c60541-b97e-4531-bd5d-c95af8ba043f" xmlns:ns3="2298e316-5395-4ea8-8620-f0b006294e0b" targetNamespace="http://schemas.microsoft.com/office/2006/metadata/properties" ma:root="true" ma:fieldsID="418f2913ab9dfb4ad542b3f93ebf3a40" ns2:_="" ns3:_="">
     <xsd:import namespace="d9c60541-b97e-4531-bd5d-c95af8ba043f"/>
@@ -7061,42 +7059,35 @@
 </ct:contentTypeSchema>
 </file>
 
-<file path=customXml/itemProps1.xml><?xml version="1.0" encoding="utf-8"?>
-<ds:datastoreItem xmlns:ds="http://schemas.openxmlformats.org/officeDocument/2006/customXml" ds:itemID="{C92DB59C-A80D-4402-A564-50EA110A9AE6}">
-  <ds:schemaRefs>
-    <ds:schemaRef ds:uri="http://schemas.microsoft.com/sharepoint/v3/contenttype/forms"/>
-  </ds:schemaRefs>
-</ds:datastoreItem>
+<file path=customXml/item2.xml><?xml version="1.0" encoding="utf-8"?>
+<Dictionary xmlns="http://schemas.business-integrity.com/dealbuilder/2006/dictionary" SavedByVersion="10.3.43998.0" MinimumVersion="7.2.0.0"/>
 </file>
 
-<file path=customXml/itemProps2.xml><?xml version="1.0" encoding="utf-8"?>
-<ds:datastoreItem xmlns:ds="http://schemas.openxmlformats.org/officeDocument/2006/customXml" ds:itemID="{929CE202-2D19-40A4-A251-1D47D9450DC6}">
-  <ds:schemaRefs>
-    <ds:schemaRef ds:uri="http://schemas.microsoft.com/office/2006/metadata/properties"/>
-    <ds:schemaRef ds:uri="http://schemas.microsoft.com/office/infopath/2007/PartnerControls"/>
-    <ds:schemaRef ds:uri="d9c60541-b97e-4531-bd5d-c95af8ba043f"/>
-    <ds:schemaRef ds:uri="2298e316-5395-4ea8-8620-f0b006294e0b"/>
-  </ds:schemaRefs>
-</ds:datastoreItem>
+<file path=customXml/item3.xml><?xml version="1.0" encoding="utf-8"?>
+<Session xmlns="http://schemas.business-integrity.com/dealbuilder/2006/answers"/>
 </file>
 
-<file path=customXml/itemProps3.xml><?xml version="1.0" encoding="utf-8"?>
-<ds:datastoreItem xmlns:ds="http://schemas.openxmlformats.org/officeDocument/2006/customXml" ds:itemID="{AD8382B7-BB0A-4AD9-B8B9-8E124AA51A13}">
-  <ds:schemaRefs>
-    <ds:schemaRef ds:uri="http://schemas.business-integrity.com/dealbuilder/2006/answers"/>
-  </ds:schemaRefs>
-</ds:datastoreItem>
+<file path=customXml/item4.xml><?xml version="1.0" encoding="utf-8"?>
+<p:properties xmlns:p="http://schemas.microsoft.com/office/2006/metadata/properties" xmlns:xsi="http://www.w3.org/2001/XMLSchema-instance" xmlns:pc="http://schemas.microsoft.com/office/infopath/2007/PartnerControls">
+  <documentManagement>
+    <lcf76f155ced4ddcb4097134ff3c332f xmlns="d9c60541-b97e-4531-bd5d-c95af8ba043f">
+      <Terms xmlns="http://schemas.microsoft.com/office/infopath/2007/PartnerControls"/>
+    </lcf76f155ced4ddcb4097134ff3c332f>
+    <TaxCatchAll xmlns="2298e316-5395-4ea8-8620-f0b006294e0b" xsi:nil="true"/>
+  </documentManagement>
+</p:properties>
 </file>
 
-<file path=customXml/itemProps4.xml><?xml version="1.0" encoding="utf-8"?>
-<ds:datastoreItem xmlns:ds="http://schemas.openxmlformats.org/officeDocument/2006/customXml" ds:itemID="{5D33360F-52BA-435E-A8A9-77381137881A}">
-  <ds:schemaRefs>
-    <ds:schemaRef ds:uri="http://schemas.business-integrity.com/dealbuilder/2006/dictionary"/>
-  </ds:schemaRefs>
-</ds:datastoreItem>
+<file path=customXml/item5.xml><?xml version="1.0" encoding="utf-8"?>
+<?mso-contentType ?>
+<FormTemplates xmlns="http://schemas.microsoft.com/sharepoint/v3/contenttype/forms">
+  <Display>DocumentLibraryForm</Display>
+  <Edit>DocumentLibraryForm</Edit>
+  <New>DocumentLibraryForm</New>
+</FormTemplates>
 </file>
 
-<file path=customXml/itemProps5.xml><?xml version="1.0" encoding="utf-8"?>
+<file path=customXml/itemProps1.xml><?xml version="1.0" encoding="utf-8"?>
 <ds:datastoreItem xmlns:ds="http://schemas.openxmlformats.org/officeDocument/2006/customXml" ds:itemID="{5C3DB370-0D96-4026-B35F-AD28F9D011A3}">
   <ds:schemaRefs>
     <ds:schemaRef ds:uri="http://schemas.microsoft.com/office/2006/metadata/contentType"/>
@@ -7113,4 +7104,39 @@
     <ds:schemaRef ds:uri="http://schemas.microsoft.com/internal/obd"/>
   </ds:schemaRefs>
 </ds:datastoreItem>
+</file>
+
+<file path=customXml/itemProps2.xml><?xml version="1.0" encoding="utf-8"?>
+<ds:datastoreItem xmlns:ds="http://schemas.openxmlformats.org/officeDocument/2006/customXml" ds:itemID="{5D33360F-52BA-435E-A8A9-77381137881A}">
+  <ds:schemaRefs>
+    <ds:schemaRef ds:uri="http://schemas.business-integrity.com/dealbuilder/2006/dictionary"/>
+  </ds:schemaRefs>
+</ds:datastoreItem>
+</file>
+
+<file path=customXml/itemProps3.xml><?xml version="1.0" encoding="utf-8"?>
+<ds:datastoreItem xmlns:ds="http://schemas.openxmlformats.org/officeDocument/2006/customXml" ds:itemID="{AD8382B7-BB0A-4AD9-B8B9-8E124AA51A13}">
+  <ds:schemaRefs>
+    <ds:schemaRef ds:uri="http://schemas.business-integrity.com/dealbuilder/2006/answers"/>
+  </ds:schemaRefs>
+</ds:datastoreItem>
+</file>
+
+<file path=customXml/itemProps4.xml><?xml version="1.0" encoding="utf-8"?>
+<ds:datastoreItem xmlns:ds="http://schemas.openxmlformats.org/officeDocument/2006/customXml" ds:itemID="{929CE202-2D19-40A4-A251-1D47D9450DC6}">
+  <ds:schemaRefs>
+    <ds:schemaRef ds:uri="http://schemas.microsoft.com/office/2006/metadata/properties"/>
+    <ds:schemaRef ds:uri="http://schemas.microsoft.com/office/infopath/2007/PartnerControls"/>
+    <ds:schemaRef ds:uri="d9c60541-b97e-4531-bd5d-c95af8ba043f"/>
+    <ds:schemaRef ds:uri="2298e316-5395-4ea8-8620-f0b006294e0b"/>
+  </ds:schemaRefs>
+</ds:datastoreItem>
+</file>
+
+<file path=customXml/itemProps5.xml><?xml version="1.0" encoding="utf-8"?>
+<ds:datastoreItem xmlns:ds="http://schemas.openxmlformats.org/officeDocument/2006/customXml" ds:itemID="{C92DB59C-A80D-4402-A564-50EA110A9AE6}">
+  <ds:schemaRefs>
+    <ds:schemaRef ds:uri="http://schemas.microsoft.com/sharepoint/v3/contenttype/forms"/>
+  </ds:schemaRefs>
+</ds:datastoreItem>
 </file>
--- a/2026/licence-to-publish.docx
+++ b/2026/licence-to-publish.docx
@@ -681,7 +681,7 @@
                     <w:sz w:val="16"/>
                     <w:szCs w:val="16"/>
                   </w:rPr>
-                  <w:t>s</w:t>
+                  <w:t>Title of the paper</w:t>
                 </w:r>
               </w:p>
             </w:tc>
@@ -5992,6 +5992,7 @@
     <w:rsid w:val="000D0C5E"/>
     <w:rsid w:val="000E7FBA"/>
     <w:rsid w:val="00193626"/>
+    <w:rsid w:val="001938F4"/>
     <w:rsid w:val="001A74DB"/>
     <w:rsid w:val="001E57AD"/>
     <w:rsid w:val="00281C34"/>
@@ -6031,6 +6032,7 @@
     <w:rsid w:val="00987156"/>
     <w:rsid w:val="009A500B"/>
     <w:rsid w:val="00A060B4"/>
+    <w:rsid w:val="00A25091"/>
     <w:rsid w:val="00A8697E"/>
     <w:rsid w:val="00AB39E9"/>
     <w:rsid w:val="00B929AF"/>
@@ -6853,6 +6855,34 @@
 </file>
 
 <file path=customXml/item1.xml><?xml version="1.0" encoding="utf-8"?>
+<?mso-contentType ?>
+<FormTemplates xmlns="http://schemas.microsoft.com/sharepoint/v3/contenttype/forms">
+  <Display>DocumentLibraryForm</Display>
+  <Edit>DocumentLibraryForm</Edit>
+  <New>DocumentLibraryForm</New>
+</FormTemplates>
+</file>
+
+<file path=customXml/item2.xml><?xml version="1.0" encoding="utf-8"?>
+<p:properties xmlns:p="http://schemas.microsoft.com/office/2006/metadata/properties" xmlns:xsi="http://www.w3.org/2001/XMLSchema-instance" xmlns:pc="http://schemas.microsoft.com/office/infopath/2007/PartnerControls">
+  <documentManagement>
+    <lcf76f155ced4ddcb4097134ff3c332f xmlns="d9c60541-b97e-4531-bd5d-c95af8ba043f">
+      <Terms xmlns="http://schemas.microsoft.com/office/infopath/2007/PartnerControls"/>
+    </lcf76f155ced4ddcb4097134ff3c332f>
+    <TaxCatchAll xmlns="2298e316-5395-4ea8-8620-f0b006294e0b" xsi:nil="true"/>
+  </documentManagement>
+</p:properties>
+</file>
+
+<file path=customXml/item3.xml><?xml version="1.0" encoding="utf-8"?>
+<Session xmlns="http://schemas.business-integrity.com/dealbuilder/2006/answers"/>
+</file>
+
+<file path=customXml/item4.xml><?xml version="1.0" encoding="utf-8"?>
+<Dictionary xmlns="http://schemas.business-integrity.com/dealbuilder/2006/dictionary" SavedByVersion="10.3.43998.0" MinimumVersion="7.2.0.0"/>
+</file>
+
+<file path=customXml/item5.xml><?xml version="1.0" encoding="utf-8"?>
 <ct:contentTypeSchema xmlns:ct="http://schemas.microsoft.com/office/2006/metadata/contentType" xmlns:ma="http://schemas.microsoft.com/office/2006/metadata/properties/metaAttributes" ct:_="" ma:_="" ma:contentTypeName="Dokument" ma:contentTypeID="0x0101001C9D4C717E432B45829341C6EB4E0512" ma:contentTypeVersion="13" ma:contentTypeDescription="Ein neues Dokument erstellen." ma:contentTypeScope="" ma:versionID="9c8b351050d8357827f5872ae35814ee">
   <xsd:schema xmlns:xsd="http://www.w3.org/2001/XMLSchema" xmlns:xs="http://www.w3.org/2001/XMLSchema" xmlns:p="http://schemas.microsoft.com/office/2006/metadata/properties" xmlns:ns2="d9c60541-b97e-4531-bd5d-c95af8ba043f" xmlns:ns3="2298e316-5395-4ea8-8620-f0b006294e0b" targetNamespace="http://schemas.microsoft.com/office/2006/metadata/properties" ma:root="true" ma:fieldsID="418f2913ab9dfb4ad542b3f93ebf3a40" ns2:_="" ns3:_="">
     <xsd:import namespace="d9c60541-b97e-4531-bd5d-c95af8ba043f"/>
@@ -7059,35 +7089,42 @@
 </ct:contentTypeSchema>
 </file>
 
-<file path=customXml/item2.xml><?xml version="1.0" encoding="utf-8"?>
-<Dictionary xmlns="http://schemas.business-integrity.com/dealbuilder/2006/dictionary" SavedByVersion="10.3.43998.0" MinimumVersion="7.2.0.0"/>
+<file path=customXml/itemProps1.xml><?xml version="1.0" encoding="utf-8"?>
+<ds:datastoreItem xmlns:ds="http://schemas.openxmlformats.org/officeDocument/2006/customXml" ds:itemID="{C92DB59C-A80D-4402-A564-50EA110A9AE6}">
+  <ds:schemaRefs>
+    <ds:schemaRef ds:uri="http://schemas.microsoft.com/sharepoint/v3/contenttype/forms"/>
+  </ds:schemaRefs>
+</ds:datastoreItem>
 </file>
 
-<file path=customXml/item3.xml><?xml version="1.0" encoding="utf-8"?>
-<Session xmlns="http://schemas.business-integrity.com/dealbuilder/2006/answers"/>
+<file path=customXml/itemProps2.xml><?xml version="1.0" encoding="utf-8"?>
+<ds:datastoreItem xmlns:ds="http://schemas.openxmlformats.org/officeDocument/2006/customXml" ds:itemID="{929CE202-2D19-40A4-A251-1D47D9450DC6}">
+  <ds:schemaRefs>
+    <ds:schemaRef ds:uri="http://schemas.microsoft.com/office/2006/metadata/properties"/>
+    <ds:schemaRef ds:uri="http://schemas.microsoft.com/office/infopath/2007/PartnerControls"/>
+    <ds:schemaRef ds:uri="d9c60541-b97e-4531-bd5d-c95af8ba043f"/>
+    <ds:schemaRef ds:uri="2298e316-5395-4ea8-8620-f0b006294e0b"/>
+  </ds:schemaRefs>
+</ds:datastoreItem>
 </file>
 
-<file path=customXml/item4.xml><?xml version="1.0" encoding="utf-8"?>
-<p:properties xmlns:p="http://schemas.microsoft.com/office/2006/metadata/properties" xmlns:xsi="http://www.w3.org/2001/XMLSchema-instance" xmlns:pc="http://schemas.microsoft.com/office/infopath/2007/PartnerControls">
-  <documentManagement>
-    <lcf76f155ced4ddcb4097134ff3c332f xmlns="d9c60541-b97e-4531-bd5d-c95af8ba043f">
-      <Terms xmlns="http://schemas.microsoft.com/office/infopath/2007/PartnerControls"/>
-    </lcf76f155ced4ddcb4097134ff3c332f>
-    <TaxCatchAll xmlns="2298e316-5395-4ea8-8620-f0b006294e0b" xsi:nil="true"/>
-  </documentManagement>
-</p:properties>
+<file path=customXml/itemProps3.xml><?xml version="1.0" encoding="utf-8"?>
+<ds:datastoreItem xmlns:ds="http://schemas.openxmlformats.org/officeDocument/2006/customXml" ds:itemID="{AD8382B7-BB0A-4AD9-B8B9-8E124AA51A13}">
+  <ds:schemaRefs>
+    <ds:schemaRef ds:uri="http://schemas.business-integrity.com/dealbuilder/2006/answers"/>
+  </ds:schemaRefs>
+</ds:datastoreItem>
 </file>
 
-<file path=customXml/item5.xml><?xml version="1.0" encoding="utf-8"?>
-<?mso-contentType ?>
-<FormTemplates xmlns="http://schemas.microsoft.com/sharepoint/v3/contenttype/forms">
-  <Display>DocumentLibraryForm</Display>
-  <Edit>DocumentLibraryForm</Edit>
-  <New>DocumentLibraryForm</New>
-</FormTemplates>
+<file path=customXml/itemProps4.xml><?xml version="1.0" encoding="utf-8"?>
+<ds:datastoreItem xmlns:ds="http://schemas.openxmlformats.org/officeDocument/2006/customXml" ds:itemID="{5D33360F-52BA-435E-A8A9-77381137881A}">
+  <ds:schemaRefs>
+    <ds:schemaRef ds:uri="http://schemas.business-integrity.com/dealbuilder/2006/dictionary"/>
+  </ds:schemaRefs>
+</ds:datastoreItem>
 </file>
 
-<file path=customXml/itemProps1.xml><?xml version="1.0" encoding="utf-8"?>
+<file path=customXml/itemProps5.xml><?xml version="1.0" encoding="utf-8"?>
 <ds:datastoreItem xmlns:ds="http://schemas.openxmlformats.org/officeDocument/2006/customXml" ds:itemID="{5C3DB370-0D96-4026-B35F-AD28F9D011A3}">
   <ds:schemaRefs>
     <ds:schemaRef ds:uri="http://schemas.microsoft.com/office/2006/metadata/contentType"/>
@@ -7104,39 +7141,4 @@
     <ds:schemaRef ds:uri="http://schemas.microsoft.com/internal/obd"/>
   </ds:schemaRefs>
 </ds:datastoreItem>
-</file>
-
-<file path=customXml/itemProps2.xml><?xml version="1.0" encoding="utf-8"?>
-<ds:datastoreItem xmlns:ds="http://schemas.openxmlformats.org/officeDocument/2006/customXml" ds:itemID="{5D33360F-52BA-435E-A8A9-77381137881A}">
-  <ds:schemaRefs>
-    <ds:schemaRef ds:uri="http://schemas.business-integrity.com/dealbuilder/2006/dictionary"/>
-  </ds:schemaRefs>
-</ds:datastoreItem>
-</file>
-
-<file path=customXml/itemProps3.xml><?xml version="1.0" encoding="utf-8"?>
-<ds:datastoreItem xmlns:ds="http://schemas.openxmlformats.org/officeDocument/2006/customXml" ds:itemID="{AD8382B7-BB0A-4AD9-B8B9-8E124AA51A13}">
-  <ds:schemaRefs>
-    <ds:schemaRef ds:uri="http://schemas.business-integrity.com/dealbuilder/2006/answers"/>
-  </ds:schemaRefs>
-</ds:datastoreItem>
-</file>
-
-<file path=customXml/itemProps4.xml><?xml version="1.0" encoding="utf-8"?>
-<ds:datastoreItem xmlns:ds="http://schemas.openxmlformats.org/officeDocument/2006/customXml" ds:itemID="{929CE202-2D19-40A4-A251-1D47D9450DC6}">
-  <ds:schemaRefs>
-    <ds:schemaRef ds:uri="http://schemas.microsoft.com/office/2006/metadata/properties"/>
-    <ds:schemaRef ds:uri="http://schemas.microsoft.com/office/infopath/2007/PartnerControls"/>
-    <ds:schemaRef ds:uri="d9c60541-b97e-4531-bd5d-c95af8ba043f"/>
-    <ds:schemaRef ds:uri="2298e316-5395-4ea8-8620-f0b006294e0b"/>
-  </ds:schemaRefs>
-</ds:datastoreItem>
-</file>
-
-<file path=customXml/itemProps5.xml><?xml version="1.0" encoding="utf-8"?>
-<ds:datastoreItem xmlns:ds="http://schemas.openxmlformats.org/officeDocument/2006/customXml" ds:itemID="{C92DB59C-A80D-4402-A564-50EA110A9AE6}">
-  <ds:schemaRefs>
-    <ds:schemaRef ds:uri="http://schemas.microsoft.com/sharepoint/v3/contenttype/forms"/>
-  </ds:schemaRefs>
-</ds:datastoreItem>
 </file>